--- a/Resume/Steven_Foster_ATS_Master_Resume.docx
+++ b/Resume/Steven_Foster_ATS_Master_Resume.docx
@@ -25,7 +25,13 @@
         <w:rPr>
           <w:sz w:val="18"/>
         </w:rPr>
-        <w:t>Connersville, IN 47331  |  (513) 304-3491  |  fosterbiservices@gmail.com</w:t>
+        <w:t xml:space="preserve">Indiana, USA </w:t>
+      </w:r>
+      <w:r>
+        <w:rPr>
+          <w:sz w:val="18"/>
+        </w:rPr>
+        <w:t>| fosterbiservices@gmail.com</w:t>
       </w:r>
     </w:p>
     <w:p>
@@ -38,10 +44,7 @@
     </w:p>
     <w:p>
       <w:r>
-        <w:t xml:space="preserve">Power BI-focused Analytics Engineer with 9+ years of experience designing enterprise business intelligence solutions, semantic models, data transformations, and executive reporting. Specializes in Power BI development, DAX, advanced Power Query (M), semantic data modeling, and Power BI performance optimization. Experienced with Tabular Editor 3, DAX Studio, calculation groups, incremental refresh, dataflows, reusable Power Query functions, and semantic model development and validation. Strong background in </w:t>
-      </w:r>
-      <w:r>
-        <w:t>SQL, ETL/ELT, Azure data services, Python automation, data governance, and translating complex business requirements into scalable Power BI solutions.</w:t>
+        <w:t>Power BI-focused Analytics Engineer with 9+ years of experience designing enterprise business intelligence solutions, semantic models, data transformations, and executive reporting. Specializes in Power BI development, DAX, advanced Power Query (M), semantic data modeling, and Power BI performance optimization. Experienced with Tabular Editor 3, DAX Studio, calculation groups, incremental refresh, dataflows, reusable Power Query functions, and semantic model development and validation. Strong background in SQL, ETL/ELT, Azure data services, Python automation, data governance, and translating complex business requirements into scalable Power BI solutions.</w:t>
       </w:r>
     </w:p>
     <w:p>
@@ -172,10 +175,7 @@
         <w:ind w:left="259" w:hanging="173"/>
       </w:pPr>
       <w:r>
-        <w:t xml:space="preserve">• </w:t>
-      </w:r>
-      <w:r>
-        <w:t>Design and maintain enterprise Power BI semantic models and reporting solutions that provide trusted analytics across multiple functional areas.</w:t>
+        <w:t>• Design and maintain enterprise Power BI semantic models and reporting solutions that provide trusted analytics across multiple functional areas.</w:t>
       </w:r>
     </w:p>
     <w:p>
@@ -184,10 +184,7 @@
         <w:ind w:left="259" w:hanging="173"/>
       </w:pPr>
       <w:r>
-        <w:t xml:space="preserve">• </w:t>
-      </w:r>
-      <w:r>
-        <w:t>Translate complex operational and financial data into executive-ready Power BI dashboards and analytical solutions.</w:t>
+        <w:t>• Translate complex operational and financial data into executive-ready Power BI dashboards and analytical solutions.</w:t>
       </w:r>
     </w:p>
     <w:p>
@@ -196,10 +193,7 @@
         <w:ind w:left="259" w:hanging="173"/>
       </w:pPr>
       <w:r>
-        <w:t xml:space="preserve">• </w:t>
-      </w:r>
-      <w:r>
-        <w:t>Optimize SQL queries, DAX measures, Power BI semantic models, and data transformations to improve report performance, scalability, and data accuracy.</w:t>
+        <w:t>• Optimize SQL queries, DAX measures, Power BI semantic models, and data transformations to improve report performance, scalability, and data accuracy.</w:t>
       </w:r>
     </w:p>
     <w:p>
@@ -208,10 +202,7 @@
         <w:ind w:left="259" w:hanging="173"/>
       </w:pPr>
       <w:r>
-        <w:t xml:space="preserve">• </w:t>
-      </w:r>
-      <w:r>
-        <w:t>Design and optimize advanced Power Query (M) transformations, including reusable functions used across reporting solutions to standardize and automate data preparation.</w:t>
+        <w:t>• Design and optimize advanced Power Query (M) transformations, including reusable functions used across reporting solutions to standardize and automate data preparation.</w:t>
       </w:r>
     </w:p>
     <w:p>
@@ -220,10 +211,7 @@
         <w:ind w:left="259" w:hanging="173"/>
       </w:pPr>
       <w:r>
-        <w:t xml:space="preserve">• </w:t>
-      </w:r>
-      <w:r>
-        <w:t>Implement scalable, high-performance data pipelines and data warehouse solutions using Azure Data Factory, Databricks, and other Azure services.</w:t>
+        <w:t>• Implement scalable, high-performance data pipelines and data warehouse solutions using Azure Data Factory, Databricks, and other Azure services.</w:t>
       </w:r>
     </w:p>
     <w:p>
@@ -232,10 +220,7 @@
         <w:ind w:left="259" w:hanging="173"/>
       </w:pPr>
       <w:r>
-        <w:t xml:space="preserve">• </w:t>
-      </w:r>
-      <w:r>
-        <w:t>Design and optimize ETL/ELT processes supporting data transformation and integration across multiple platforms.</w:t>
+        <w:t>• Design and optimize ETL/ELT processes supporting data transformation and integration across multiple platforms.</w:t>
       </w:r>
     </w:p>
     <w:p>
@@ -244,10 +229,7 @@
         <w:ind w:left="259" w:hanging="173"/>
       </w:pPr>
       <w:r>
-        <w:t xml:space="preserve">• </w:t>
-      </w:r>
-      <w:r>
-        <w:t>Implement Power BI data governance standards, row-level security (RLS), and data quality validation processes to support trusted and secure reporting.</w:t>
+        <w:t>• Implement Power BI data governance standards, row-level security (RLS), and data quality validation processes to support trusted and secure reporting.</w:t>
       </w:r>
     </w:p>
     <w:p>
@@ -256,10 +238,7 @@
         <w:ind w:left="259" w:hanging="173"/>
       </w:pPr>
       <w:r>
-        <w:t xml:space="preserve">• </w:t>
-      </w:r>
-      <w:r>
-        <w:t>Develop Python automation to prepare, validate, and restructure Excel-based data sources prior to ingestion into Power BI, reducing manual data preparation and improving data quality.</w:t>
+        <w:t>• Develop Python automation to prepare, validate, and restructure Excel-based data sources prior to ingestion into Power BI, reducing manual data preparation and improving data quality.</w:t>
       </w:r>
     </w:p>
     <w:p>
@@ -268,10 +247,7 @@
         <w:ind w:left="259" w:hanging="173"/>
       </w:pPr>
       <w:r>
-        <w:t xml:space="preserve">• </w:t>
-      </w:r>
-      <w:r>
-        <w:t>Partner with stakeholders to define KPIs, measurement strategies, and reporting requirements and translate them into scalable analytics solutions.</w:t>
+        <w:t>• Partner with stakeholders to define KPIs, measurement strategies, and reporting requirements and translate them into scalable analytics solutions.</w:t>
       </w:r>
     </w:p>
     <w:p>
@@ -302,10 +278,7 @@
         <w:ind w:left="259" w:hanging="173"/>
       </w:pPr>
       <w:r>
-        <w:t xml:space="preserve">• </w:t>
-      </w:r>
-      <w:r>
-        <w:t>Designed, developed, and optimized enterprise Power BI solutions, including semantic models, reports, and visualizations supporting executive and operational decision-making.</w:t>
+        <w:t>• Designed, developed, and optimized enterprise Power BI solutions, including semantic models, reports, and visualizations supporting executive and operational decision-making.</w:t>
       </w:r>
     </w:p>
     <w:p>
@@ -314,10 +287,7 @@
         <w:ind w:left="259" w:hanging="173"/>
       </w:pPr>
       <w:r>
-        <w:t xml:space="preserve">• </w:t>
-      </w:r>
-      <w:r>
-        <w:t>Optimized a large Power BI semantic model, achieving performance improvements of up to 75% and significantly improving the responsiveness of reporting solutions.</w:t>
+        <w:t>• Optimized a large Power BI semantic model, achieving performance improvements of up to 75% and significantly improving the responsiveness of reporting solutions.</w:t>
       </w:r>
     </w:p>
     <w:p>
@@ -326,10 +296,7 @@
         <w:ind w:left="259" w:hanging="173"/>
       </w:pPr>
       <w:r>
-        <w:t xml:space="preserve">• </w:t>
-      </w:r>
-      <w:r>
-        <w:t>Designed advanced semantic models using DAX, Power Query (M), calculation groups, and other Power BI modeling capabilities to support robust enterprise analytics.</w:t>
+        <w:t>• Designed advanced semantic models using DAX, Power Query (M), calculation groups, and other Power BI modeling capabilities to support robust enterprise analytics.</w:t>
       </w:r>
     </w:p>
     <w:p>
@@ -338,10 +305,7 @@
         <w:ind w:left="259" w:hanging="173"/>
       </w:pPr>
       <w:r>
-        <w:t xml:space="preserve">• </w:t>
-      </w:r>
-      <w:r>
-        <w:t>Developed interactive Power BI reports that transformed complex data into clear, actionable analytics for senior stakeholders.</w:t>
+        <w:t>• Developed interactive Power BI reports that transformed complex data into clear, actionable analytics for senior stakeholders.</w:t>
       </w:r>
     </w:p>
     <w:p>
@@ -350,10 +314,7 @@
         <w:ind w:left="259" w:hanging="173"/>
       </w:pPr>
       <w:r>
-        <w:t xml:space="preserve">• </w:t>
-      </w:r>
-      <w:r>
-        <w:t>Applied Power BI performance optimization techniques to improve model efficiency, report responsiveness, and end-user experience.</w:t>
+        <w:t>• Applied Power BI performance optimization techniques to improve model efficiency, report responsiveness, and end-user experience.</w:t>
       </w:r>
     </w:p>
     <w:p>
@@ -362,10 +323,7 @@
         <w:ind w:left="259" w:hanging="173"/>
       </w:pPr>
       <w:r>
-        <w:t xml:space="preserve">• </w:t>
-      </w:r>
-      <w:r>
-        <w:t>Established data governance standards and row-level security (RLS) policies to support data integrity and secure reporting.</w:t>
+        <w:t>• Established data governance standards and row-level security (RLS) policies to support data integrity and secure reporting.</w:t>
       </w:r>
     </w:p>
     <w:p>
@@ -374,10 +332,7 @@
         <w:ind w:left="259" w:hanging="173"/>
       </w:pPr>
       <w:r>
-        <w:t xml:space="preserve">• </w:t>
-      </w:r>
-      <w:r>
-        <w:t>Mentored junior BI developers and promoted Power BI development best practices across the analytics team.</w:t>
+        <w:t>• Mentored junior BI developers and promoted Power BI development best practices across the analytics team.</w:t>
       </w:r>
     </w:p>
     <w:p>
@@ -408,10 +363,7 @@
         <w:ind w:left="259" w:hanging="173"/>
       </w:pPr>
       <w:r>
-        <w:t xml:space="preserve">• </w:t>
-      </w:r>
-      <w:r>
-        <w:t>Led the transition from MicroStrategy to Power BI, supporting the modernization of the enterprise reporting environment.</w:t>
+        <w:t>• Led the transition from MicroStrategy to Power BI, supporting the modernization of the enterprise reporting environment.</w:t>
       </w:r>
     </w:p>
     <w:p>
@@ -420,10 +372,7 @@
         <w:ind w:left="259" w:hanging="173"/>
       </w:pPr>
       <w:r>
-        <w:t xml:space="preserve">• </w:t>
-      </w:r>
-      <w:r>
-        <w:t>Led Power BI data modeling and visualization initiatives that improved reporting efficiency and stakeholder engagement.</w:t>
+        <w:t>• Led Power BI data modeling and visualization initiatives that improved reporting efficiency and stakeholder engagement.</w:t>
       </w:r>
     </w:p>
     <w:p>
@@ -433,10 +382,7 @@
       </w:pPr>
       <w:r>
         <w:lastRenderedPageBreak/>
-        <w:t xml:space="preserve">• </w:t>
-      </w:r>
-      <w:r>
-        <w:t>Designed and optimized Power BI solutions to improve performance and deliver actionable business insights.</w:t>
+        <w:t>• Designed and optimized Power BI solutions to improve performance and deliver actionable business insights.</w:t>
       </w:r>
     </w:p>
     <w:p>
@@ -445,10 +391,7 @@
         <w:ind w:left="259" w:hanging="173"/>
       </w:pPr>
       <w:r>
-        <w:t xml:space="preserve">• </w:t>
-      </w:r>
-      <w:r>
-        <w:t>Established a standardized report repository that improved report consistency and reduced report development time by up to 50%.</w:t>
+        <w:t>• Established a standardized report repository that improved report consistency and reduced report development time by up to 50%.</w:t>
       </w:r>
     </w:p>
     <w:p>
@@ -457,10 +400,7 @@
         <w:ind w:left="259" w:hanging="173"/>
       </w:pPr>
       <w:r>
-        <w:t xml:space="preserve">• </w:t>
-      </w:r>
-      <w:r>
-        <w:t>Designed advanced data models and reporting solutions to support robust analytics and data-driven decision-making.</w:t>
+        <w:t>• Designed advanced data models and reporting solutions to support robust analytics and data-driven decision-making.</w:t>
       </w:r>
     </w:p>
     <w:p>
@@ -469,10 +409,7 @@
         <w:ind w:left="259" w:hanging="173"/>
       </w:pPr>
       <w:r>
-        <w:t xml:space="preserve">• </w:t>
-      </w:r>
-      <w:r>
-        <w:t>Optimized SQL queries and DAX calculations to improve dashboard performance and end-user experience.</w:t>
+        <w:t>• Optimized SQL queries and DAX calculations to improve dashboard performance and end-user experience.</w:t>
       </w:r>
     </w:p>
     <w:p>
@@ -481,10 +418,7 @@
         <w:ind w:left="259" w:hanging="173"/>
       </w:pPr>
       <w:r>
-        <w:t xml:space="preserve">• </w:t>
-      </w:r>
-      <w:r>
-        <w:t>Mentored junior BI developers and promoted consistent reporting standards and development practices across the team.</w:t>
+        <w:t>• Mentored junior BI developers and promoted consistent reporting standards and development practices across the team.</w:t>
       </w:r>
     </w:p>
     <w:p>
@@ -515,10 +449,7 @@
         <w:ind w:left="259" w:hanging="173"/>
       </w:pPr>
       <w:r>
-        <w:t xml:space="preserve">• </w:t>
-      </w:r>
-      <w:r>
-        <w:t>Developed enterprise reporting solutions using Power BI and MicroStrategy to support operational and business analysis.</w:t>
+        <w:t>• Developed enterprise reporting solutions using Power BI and MicroStrategy to support operational and business analysis.</w:t>
       </w:r>
     </w:p>
     <w:p>
@@ -527,10 +458,7 @@
         <w:ind w:left="259" w:hanging="173"/>
       </w:pPr>
       <w:r>
-        <w:t xml:space="preserve">• </w:t>
-      </w:r>
-      <w:r>
-        <w:t>Spearheaded data modeling and visualization initiatives that improved reporting efficiency and stakeholder engagement.</w:t>
+        <w:t>• Spearheaded data modeling and visualization initiatives that improved reporting efficiency and stakeholder engagement.</w:t>
       </w:r>
     </w:p>
     <w:p>
@@ -539,10 +467,7 @@
         <w:ind w:left="259" w:hanging="173"/>
       </w:pPr>
       <w:r>
-        <w:t xml:space="preserve">• </w:t>
-      </w:r>
-      <w:r>
-        <w:t>Supported the transition from MicroStrategy to Power BI through report development, data modeling, and visualization.</w:t>
+        <w:t>• Supported the transition from MicroStrategy to Power BI through report development, data modeling, and visualization.</w:t>
       </w:r>
     </w:p>
     <w:p>
@@ -551,10 +476,7 @@
         <w:ind w:left="259" w:hanging="173"/>
       </w:pPr>
       <w:r>
-        <w:t xml:space="preserve">• </w:t>
-      </w:r>
-      <w:r>
-        <w:t>Established standardized reporting assets and repository practices that improved consistency and reduced report development time.</w:t>
+        <w:t>• Established standardized reporting assets and repository practices that improved consistency and reduced report development time.</w:t>
       </w:r>
     </w:p>
     <w:p>
@@ -563,10 +485,7 @@
         <w:ind w:left="259" w:hanging="173"/>
       </w:pPr>
       <w:r>
-        <w:t xml:space="preserve">• </w:t>
-      </w:r>
-      <w:r>
-        <w:t>Built scalable reporting solutions that enhanced data governance and centralized reporting practices.</w:t>
+        <w:t>• Built scalable reporting solutions that enhanced data governance and centralized reporting practices.</w:t>
       </w:r>
     </w:p>
     <w:p>
@@ -575,10 +494,7 @@
         <w:ind w:left="259" w:hanging="173"/>
       </w:pPr>
       <w:r>
-        <w:t xml:space="preserve">• </w:t>
-      </w:r>
-      <w:r>
-        <w:t>Consistently delivered high-quality reporting solutions within defined timelines while maintaining strong stakeholder satisfaction.</w:t>
+        <w:t>• Consistently delivered high-quality reporting solutions within defined timelines while maintaining strong stakeholder satisfaction.</w:t>
       </w:r>
     </w:p>
     <w:p>
